--- a/Bluedraft/Blueprint_PyroguardIAn_SolarEyes_ES.docx
+++ b/Bluedraft/Blueprint_PyroguardIAn_SolarEyes_ES.docx
@@ -26034,30 +26034,6 @@
 </file>
 
 <file path=customXml/item1.xml><?xml version="1.0" encoding="utf-8"?>
-<?mso-contentType ?>
-<FormTemplates xmlns="http://schemas.microsoft.com/sharepoint/v3/contenttype/forms">
-  <Display>DocumentLibraryForm</Display>
-  <Edit>DocumentLibraryForm</Edit>
-  <New>DocumentLibraryForm</New>
-</FormTemplates>
-</file>
-
-<file path=customXml/item2.xml><?xml version="1.0" encoding="utf-8"?>
-<p:properties xmlns:p="http://schemas.microsoft.com/office/2006/metadata/properties" xmlns:xsi="http://www.w3.org/2001/XMLSchema-instance" xmlns:pc="http://schemas.microsoft.com/office/infopath/2007/PartnerControls">
-  <documentManagement>
-    <TaxCatchAll xmlns="ef2f6dc1-b118-4085-8a4b-27a920398c0b" xsi:nil="true"/>
-    <lcf76f155ced4ddcb4097134ff3c332f xmlns="c13524eb-6233-4fa3-8108-c68bf39452ea">
-      <Terms xmlns="http://schemas.microsoft.com/office/infopath/2007/PartnerControls"/>
-    </lcf76f155ced4ddcb4097134ff3c332f>
-  </documentManagement>
-</p:properties>
-</file>
-
-<file path=customXml/item3.xml><?xml version="1.0" encoding="utf-8"?>
-<b:Sources xmlns:b="http://schemas.openxmlformats.org/officeDocument/2006/bibliography" xmlns="http://schemas.openxmlformats.org/officeDocument/2006/bibliography" SelectedStyle="\APASixthEditionOfficeOnline.xsl" StyleName="APA" Version="6"/>
-</file>
-
-<file path=customXml/item4.xml><?xml version="1.0" encoding="utf-8"?>
 <ct:contentTypeSchema xmlns:ct="http://schemas.microsoft.com/office/2006/metadata/contentType" xmlns:ma="http://schemas.microsoft.com/office/2006/metadata/properties/metaAttributes" ct:_="" ma:_="" ma:contentTypeName="Documento" ma:contentTypeID="0x0101001F3E906958102F499F643AF383AD096C" ma:contentTypeVersion="11" ma:contentTypeDescription="Creare un nuovo documento." ma:contentTypeScope="" ma:versionID="d4889fb89dc85aeff30227435eb6b86e">
   <xsd:schema xmlns:xsd="http://www.w3.org/2001/XMLSchema" xmlns:xs="http://www.w3.org/2001/XMLSchema" xmlns:p="http://schemas.microsoft.com/office/2006/metadata/properties" xmlns:ns2="c13524eb-6233-4fa3-8108-c68bf39452ea" xmlns:ns3="ef2f6dc1-b118-4085-8a4b-27a920398c0b" targetNamespace="http://schemas.microsoft.com/office/2006/metadata/properties" ma:root="true" ma:fieldsID="13937e638eadb956063e57991145c6bb" ns2:_="" ns3:_="">
     <xsd:import namespace="c13524eb-6233-4fa3-8108-c68bf39452ea"/>
@@ -26252,34 +26228,31 @@
 </ct:contentTypeSchema>
 </file>
 
-<file path=customXml/itemProps1.xml><?xml version="1.0" encoding="utf-8"?>
-<ds:datastoreItem xmlns:ds="http://schemas.openxmlformats.org/officeDocument/2006/customXml" ds:itemID="{725BE907-42BC-4AEF-8E61-2566DA68E3D4}">
-  <ds:schemaRefs>
-    <ds:schemaRef ds:uri="http://schemas.microsoft.com/sharepoint/v3/contenttype/forms"/>
-  </ds:schemaRefs>
-</ds:datastoreItem>
+<file path=customXml/item2.xml><?xml version="1.0" encoding="utf-8"?>
+<b:Sources xmlns:b="http://schemas.openxmlformats.org/officeDocument/2006/bibliography" xmlns="http://schemas.openxmlformats.org/officeDocument/2006/bibliography" SelectedStyle="\APASixthEditionOfficeOnline.xsl" StyleName="APA" Version="6"/>
 </file>
 
-<file path=customXml/itemProps2.xml><?xml version="1.0" encoding="utf-8"?>
-<ds:datastoreItem xmlns:ds="http://schemas.openxmlformats.org/officeDocument/2006/customXml" ds:itemID="{2C2E948B-B6EC-4D97-9DF3-336CD1F3E910}">
-  <ds:schemaRefs>
-    <ds:schemaRef ds:uri="http://schemas.microsoft.com/office/2006/metadata/properties"/>
-    <ds:schemaRef ds:uri="http://schemas.microsoft.com/office/infopath/2007/PartnerControls"/>
-    <ds:schemaRef ds:uri="ef2f6dc1-b118-4085-8a4b-27a920398c0b"/>
-    <ds:schemaRef ds:uri="c13524eb-6233-4fa3-8108-c68bf39452ea"/>
-  </ds:schemaRefs>
-</ds:datastoreItem>
+<file path=customXml/item3.xml><?xml version="1.0" encoding="utf-8"?>
+<p:properties xmlns:p="http://schemas.microsoft.com/office/2006/metadata/properties" xmlns:xsi="http://www.w3.org/2001/XMLSchema-instance" xmlns:pc="http://schemas.microsoft.com/office/infopath/2007/PartnerControls">
+  <documentManagement>
+    <TaxCatchAll xmlns="ef2f6dc1-b118-4085-8a4b-27a920398c0b" xsi:nil="true"/>
+    <lcf76f155ced4ddcb4097134ff3c332f xmlns="c13524eb-6233-4fa3-8108-c68bf39452ea">
+      <Terms xmlns="http://schemas.microsoft.com/office/infopath/2007/PartnerControls"/>
+    </lcf76f155ced4ddcb4097134ff3c332f>
+  </documentManagement>
+</p:properties>
 </file>
 
-<file path=customXml/itemProps3.xml><?xml version="1.0" encoding="utf-8"?>
-<ds:datastoreItem xmlns:ds="http://schemas.openxmlformats.org/officeDocument/2006/customXml" ds:itemID="{8405DA85-C32C-4C6D-A9B0-6AF69BB9022C}">
-  <ds:schemaRefs>
-    <ds:schemaRef ds:uri="http://schemas.openxmlformats.org/officeDocument/2006/bibliography"/>
-  </ds:schemaRefs>
-</ds:datastoreItem>
+<file path=customXml/item4.xml><?xml version="1.0" encoding="utf-8"?>
+<?mso-contentType ?>
+<FormTemplates xmlns="http://schemas.microsoft.com/sharepoint/v3/contenttype/forms">
+  <Display>DocumentLibraryForm</Display>
+  <Edit>DocumentLibraryForm</Edit>
+  <New>DocumentLibraryForm</New>
+</FormTemplates>
 </file>
 
-<file path=customXml/itemProps4.xml><?xml version="1.0" encoding="utf-8"?>
+<file path=customXml/itemProps1.xml><?xml version="1.0" encoding="utf-8"?>
 <ds:datastoreItem xmlns:ds="http://schemas.openxmlformats.org/officeDocument/2006/customXml" ds:itemID="{9674E410-B5CD-4B88-BDC9-B22AB5CE9DDF}">
   <ds:schemaRefs>
     <ds:schemaRef ds:uri="http://schemas.microsoft.com/office/2006/metadata/contentType"/>
@@ -26296,4 +26269,31 @@
     <ds:schemaRef ds:uri="http://schemas.microsoft.com/internal/obd"/>
   </ds:schemaRefs>
 </ds:datastoreItem>
+</file>
+
+<file path=customXml/itemProps2.xml><?xml version="1.0" encoding="utf-8"?>
+<ds:datastoreItem xmlns:ds="http://schemas.openxmlformats.org/officeDocument/2006/customXml" ds:itemID="{8405DA85-C32C-4C6D-A9B0-6AF69BB9022C}">
+  <ds:schemaRefs>
+    <ds:schemaRef ds:uri="http://schemas.openxmlformats.org/officeDocument/2006/bibliography"/>
+  </ds:schemaRefs>
+</ds:datastoreItem>
+</file>
+
+<file path=customXml/itemProps3.xml><?xml version="1.0" encoding="utf-8"?>
+<ds:datastoreItem xmlns:ds="http://schemas.openxmlformats.org/officeDocument/2006/customXml" ds:itemID="{2C2E948B-B6EC-4D97-9DF3-336CD1F3E910}">
+  <ds:schemaRefs>
+    <ds:schemaRef ds:uri="http://schemas.microsoft.com/office/2006/metadata/properties"/>
+    <ds:schemaRef ds:uri="http://schemas.microsoft.com/office/infopath/2007/PartnerControls"/>
+    <ds:schemaRef ds:uri="ef2f6dc1-b118-4085-8a4b-27a920398c0b"/>
+    <ds:schemaRef ds:uri="c13524eb-6233-4fa3-8108-c68bf39452ea"/>
+  </ds:schemaRefs>
+</ds:datastoreItem>
+</file>
+
+<file path=customXml/itemProps4.xml><?xml version="1.0" encoding="utf-8"?>
+<ds:datastoreItem xmlns:ds="http://schemas.openxmlformats.org/officeDocument/2006/customXml" ds:itemID="{725BE907-42BC-4AEF-8E61-2566DA68E3D4}">
+  <ds:schemaRefs>
+    <ds:schemaRef ds:uri="http://schemas.microsoft.com/sharepoint/v3/contenttype/forms"/>
+  </ds:schemaRefs>
+</ds:datastoreItem>
 </file>